--- a/mps-nivel-c/oficial/04_registros/AASP_CNJ/ITP-AASPCNJ01-001_Estrategia-de-Integracao.docx
+++ b/mps-nivel-c/oficial/04_registros/AASP_CNJ/ITP-AASPCNJ01-001_Estrategia-de-Integracao.docx
@@ -1764,6 +1764,524 @@
         <w:spacing w:before="0" w:after="160"/>
       </w:pPr>
     </w:p>
+    <w:p>
+      <w:pPr>
+        <w:pStyle w:val="Heading1"/>
+        <w:keepNext/>
+        <w:keepLines/>
+        <w:pBdr>
+          <w:bottom w:val="single" w:sz="4" w:space="2" w:color="D6E4F0"/>
+        </w:pBdr>
+      </w:pPr>
+      <w:r>
+        <w:t>Evidências</w:t>
+      </w:r>
+    </w:p>
+    <w:p>
+      <w:pPr>
+        <w:pStyle w:val="ListBullet"/>
+        <w:spacing w:before="20" w:after="40"/>
+      </w:pPr>
+      <w:r>
+        <w:rPr>
+          <w:rFonts w:ascii="Courier New" w:hAnsi="Courier New"/>
+          <w:b w:val="0"/>
+          <w:i w:val="0"/>
+          <w:color w:val="333333"/>
+          <w:sz w:val="20"/>
+        </w:rPr>
+        <w:t>itp-rabbitmq-fila.png</w:t>
+      </w:r>
+      <w:r>
+        <w:rPr>
+          <w:rFonts w:ascii="Calibri" w:hAnsi="Calibri"/>
+          <w:b w:val="0"/>
+          <w:i w:val="0"/>
+          <w:sz w:val="22"/>
+        </w:rPr>
+        <w:t xml:space="preserve"> — Fila RabbitMQ unificada (WorkerAndamentos)</w:t>
+      </w:r>
+    </w:p>
+    <w:p>
+      <w:pPr>
+        <w:pStyle w:val="ListBullet"/>
+        <w:spacing w:before="20" w:after="40"/>
+      </w:pPr>
+      <w:r>
+        <w:rPr>
+          <w:rFonts w:ascii="Courier New" w:hAnsi="Courier New"/>
+          <w:b w:val="0"/>
+          <w:i w:val="0"/>
+          <w:color w:val="333333"/>
+          <w:sz w:val="20"/>
+        </w:rPr>
+        <w:t>itp-webhook-indexacao.png</w:t>
+      </w:r>
+      <w:r>
+        <w:rPr>
+          <w:rFonts w:ascii="Calibri" w:hAnsi="Calibri"/>
+          <w:b w:val="0"/>
+          <w:i w:val="0"/>
+          <w:sz w:val="22"/>
+        </w:rPr>
+        <w:t xml:space="preserve"> — Webhook de indexação multi-fonte</w:t>
+      </w:r>
+    </w:p>
+    <w:p>
+      <w:pPr>
+        <w:pStyle w:val="ListBullet"/>
+        <w:spacing w:before="20" w:after="40"/>
+      </w:pPr>
+      <w:r>
+        <w:rPr>
+          <w:rFonts w:ascii="Courier New" w:hAnsi="Courier New"/>
+          <w:b w:val="0"/>
+          <w:i w:val="0"/>
+          <w:color w:val="333333"/>
+          <w:sz w:val="20"/>
+        </w:rPr>
+        <w:t>swagger_ui_1.png</w:t>
+      </w:r>
+      <w:r>
+        <w:rPr>
+          <w:rFonts w:ascii="Calibri" w:hAnsi="Calibri"/>
+          <w:b w:val="0"/>
+          <w:i w:val="0"/>
+          <w:sz w:val="22"/>
+        </w:rPr>
+        <w:t xml:space="preserve"> — Swagger da API — visão 1</w:t>
+      </w:r>
+    </w:p>
+    <w:p>
+      <w:pPr>
+        <w:pStyle w:val="ListBullet"/>
+        <w:spacing w:before="20" w:after="40"/>
+      </w:pPr>
+      <w:r>
+        <w:rPr>
+          <w:rFonts w:ascii="Courier New" w:hAnsi="Courier New"/>
+          <w:b w:val="0"/>
+          <w:i w:val="0"/>
+          <w:color w:val="333333"/>
+          <w:sz w:val="20"/>
+        </w:rPr>
+        <w:t>swagger_ui_2.png</w:t>
+      </w:r>
+      <w:r>
+        <w:rPr>
+          <w:rFonts w:ascii="Calibri" w:hAnsi="Calibri"/>
+          <w:b w:val="0"/>
+          <w:i w:val="0"/>
+          <w:sz w:val="22"/>
+        </w:rPr>
+        <w:t xml:space="preserve"> — Swagger da API — visão 2</w:t>
+      </w:r>
+    </w:p>
+    <w:p>
+      <w:pPr>
+        <w:pStyle w:val="ListBullet"/>
+        <w:spacing w:before="20" w:after="40"/>
+      </w:pPr>
+      <w:r>
+        <w:rPr>
+          <w:rFonts w:ascii="Courier New" w:hAnsi="Courier New"/>
+          <w:b w:val="0"/>
+          <w:i w:val="0"/>
+          <w:color w:val="333333"/>
+          <w:sz w:val="20"/>
+        </w:rPr>
+        <w:t>swagger_ui_3.png</w:t>
+      </w:r>
+      <w:r>
+        <w:rPr>
+          <w:rFonts w:ascii="Calibri" w:hAnsi="Calibri"/>
+          <w:b w:val="0"/>
+          <w:i w:val="0"/>
+          <w:sz w:val="22"/>
+        </w:rPr>
+        <w:t xml:space="preserve"> — Swagger da API — visão 3</w:t>
+      </w:r>
+    </w:p>
+    <w:p>
+      <w:pPr>
+        <w:pStyle w:val="ListBullet"/>
+        <w:spacing w:before="20" w:after="40"/>
+      </w:pPr>
+      <w:r>
+        <w:rPr>
+          <w:rFonts w:ascii="Courier New" w:hAnsi="Courier New"/>
+          <w:b w:val="0"/>
+          <w:i w:val="0"/>
+          <w:color w:val="333333"/>
+          <w:sz w:val="20"/>
+        </w:rPr>
+        <w:t>swagger_ui_4.png</w:t>
+      </w:r>
+      <w:r>
+        <w:rPr>
+          <w:rFonts w:ascii="Calibri" w:hAnsi="Calibri"/>
+          <w:b w:val="0"/>
+          <w:i w:val="0"/>
+          <w:sz w:val="22"/>
+        </w:rPr>
+        <w:t xml:space="preserve"> — Swagger da API — visão 4</w:t>
+      </w:r>
+    </w:p>
+    <w:p>
+      <w:pPr>
+        <w:pStyle w:val="ListBullet"/>
+        <w:spacing w:before="20" w:after="40"/>
+      </w:pPr>
+      <w:r>
+        <w:rPr>
+          <w:rFonts w:ascii="Courier New" w:hAnsi="Courier New"/>
+          <w:b w:val="0"/>
+          <w:i w:val="0"/>
+          <w:color w:val="333333"/>
+          <w:sz w:val="20"/>
+        </w:rPr>
+        <w:t>swagger_ui_full.png</w:t>
+      </w:r>
+      <w:r>
+        <w:rPr>
+          <w:rFonts w:ascii="Calibri" w:hAnsi="Calibri"/>
+          <w:b w:val="0"/>
+          <w:i w:val="0"/>
+          <w:sz w:val="22"/>
+        </w:rPr>
+        <w:t xml:space="preserve"> — Swagger da API — completo</w:t>
+      </w:r>
+    </w:p>
+    <w:p>
+      <w:pPr>
+        <w:pStyle w:val="ListBullet"/>
+        <w:spacing w:before="20" w:after="40"/>
+      </w:pPr>
+      <w:r>
+        <w:rPr>
+          <w:rFonts w:ascii="Courier New" w:hAnsi="Courier New"/>
+          <w:b w:val="0"/>
+          <w:i w:val="0"/>
+          <w:color w:val="333333"/>
+          <w:sz w:val="20"/>
+        </w:rPr>
+        <w:t>itp-postman-cnj.json</w:t>
+      </w:r>
+      <w:r>
+        <w:rPr>
+          <w:rFonts w:ascii="Calibri" w:hAnsi="Calibri"/>
+          <w:b w:val="0"/>
+          <w:i w:val="0"/>
+          <w:sz w:val="22"/>
+        </w:rPr>
+        <w:t xml:space="preserve"> — Coleção Postman da API CNJ (anexo)</w:t>
+      </w:r>
+    </w:p>
+    <w:p>
+      <w:pPr>
+        <w:pStyle w:val="Heading1"/>
+      </w:pPr>
+      <w:r>
+        <w:t>Evidências (anexos)</w:t>
+      </w:r>
+    </w:p>
+    <w:p>
+      <w:r>
+        <w:t>Fila RabbitMQ unificada (WorkerAndamentos)</w:t>
+      </w:r>
+    </w:p>
+    <w:p>
+      <w:r>
+        <w:drawing>
+          <wp:inline xmlns:a="http://schemas.openxmlformats.org/drawingml/2006/main" xmlns:pic="http://schemas.openxmlformats.org/drawingml/2006/picture">
+            <wp:extent cx="5400000" cy="155117"/>
+            <wp:docPr id="1" name="Picture 1"/>
+            <wp:cNvGraphicFramePr>
+              <a:graphicFrameLocks noChangeAspect="1"/>
+            </wp:cNvGraphicFramePr>
+            <a:graphic>
+              <a:graphicData uri="http://schemas.openxmlformats.org/drawingml/2006/picture">
+                <pic:pic>
+                  <pic:nvPicPr>
+                    <pic:cNvPr id="0" name="itp-rabbitmq-fila.png"/>
+                    <pic:cNvPicPr/>
+                  </pic:nvPicPr>
+                  <pic:blipFill>
+                    <a:blip r:embed="rId13"/>
+                    <a:stretch>
+                      <a:fillRect/>
+                    </a:stretch>
+                  </pic:blipFill>
+                  <pic:spPr>
+                    <a:xfrm>
+                      <a:off x="0" y="0"/>
+                      <a:ext cx="5400000" cy="155117"/>
+                    </a:xfrm>
+                    <a:prstGeom prst="rect"/>
+                  </pic:spPr>
+                </pic:pic>
+              </a:graphicData>
+            </a:graphic>
+          </wp:inline>
+        </w:drawing>
+      </w:r>
+    </w:p>
+    <w:p>
+      <w:r>
+        <w:t>Webhook de indexação multi-fonte</w:t>
+      </w:r>
+    </w:p>
+    <w:p>
+      <w:r>
+        <w:drawing>
+          <wp:inline xmlns:a="http://schemas.openxmlformats.org/drawingml/2006/main" xmlns:pic="http://schemas.openxmlformats.org/drawingml/2006/picture">
+            <wp:extent cx="5400000" cy="2472247"/>
+            <wp:docPr id="2" name="Picture 2"/>
+            <wp:cNvGraphicFramePr>
+              <a:graphicFrameLocks noChangeAspect="1"/>
+            </wp:cNvGraphicFramePr>
+            <a:graphic>
+              <a:graphicData uri="http://schemas.openxmlformats.org/drawingml/2006/picture">
+                <pic:pic>
+                  <pic:nvPicPr>
+                    <pic:cNvPr id="0" name="itp-webhook-indexacao.png"/>
+                    <pic:cNvPicPr/>
+                  </pic:nvPicPr>
+                  <pic:blipFill>
+                    <a:blip r:embed="rId14"/>
+                    <a:stretch>
+                      <a:fillRect/>
+                    </a:stretch>
+                  </pic:blipFill>
+                  <pic:spPr>
+                    <a:xfrm>
+                      <a:off x="0" y="0"/>
+                      <a:ext cx="5400000" cy="2472247"/>
+                    </a:xfrm>
+                    <a:prstGeom prst="rect"/>
+                  </pic:spPr>
+                </pic:pic>
+              </a:graphicData>
+            </a:graphic>
+          </wp:inline>
+        </w:drawing>
+      </w:r>
+    </w:p>
+    <w:p>
+      <w:r>
+        <w:t>Swagger da API — visão 1</w:t>
+      </w:r>
+    </w:p>
+    <w:p>
+      <w:r>
+        <w:drawing>
+          <wp:inline xmlns:a="http://schemas.openxmlformats.org/drawingml/2006/main" xmlns:pic="http://schemas.openxmlformats.org/drawingml/2006/picture">
+            <wp:extent cx="5400000" cy="3870000"/>
+            <wp:docPr id="3" name="Picture 3"/>
+            <wp:cNvGraphicFramePr>
+              <a:graphicFrameLocks noChangeAspect="1"/>
+            </wp:cNvGraphicFramePr>
+            <a:graphic>
+              <a:graphicData uri="http://schemas.openxmlformats.org/drawingml/2006/picture">
+                <pic:pic>
+                  <pic:nvPicPr>
+                    <pic:cNvPr id="0" name="swagger_ui_1.png"/>
+                    <pic:cNvPicPr/>
+                  </pic:nvPicPr>
+                  <pic:blipFill>
+                    <a:blip r:embed="rId15"/>
+                    <a:stretch>
+                      <a:fillRect/>
+                    </a:stretch>
+                  </pic:blipFill>
+                  <pic:spPr>
+                    <a:xfrm>
+                      <a:off x="0" y="0"/>
+                      <a:ext cx="5400000" cy="3870000"/>
+                    </a:xfrm>
+                    <a:prstGeom prst="rect"/>
+                  </pic:spPr>
+                </pic:pic>
+              </a:graphicData>
+            </a:graphic>
+          </wp:inline>
+        </w:drawing>
+      </w:r>
+    </w:p>
+    <w:p>
+      <w:r>
+        <w:t>Swagger da API — visão 2</w:t>
+      </w:r>
+    </w:p>
+    <w:p>
+      <w:r>
+        <w:drawing>
+          <wp:inline xmlns:a="http://schemas.openxmlformats.org/drawingml/2006/main" xmlns:pic="http://schemas.openxmlformats.org/drawingml/2006/picture">
+            <wp:extent cx="5400000" cy="3956400"/>
+            <wp:docPr id="4" name="Picture 4"/>
+            <wp:cNvGraphicFramePr>
+              <a:graphicFrameLocks noChangeAspect="1"/>
+            </wp:cNvGraphicFramePr>
+            <a:graphic>
+              <a:graphicData uri="http://schemas.openxmlformats.org/drawingml/2006/picture">
+                <pic:pic>
+                  <pic:nvPicPr>
+                    <pic:cNvPr id="0" name="swagger_ui_2.png"/>
+                    <pic:cNvPicPr/>
+                  </pic:nvPicPr>
+                  <pic:blipFill>
+                    <a:blip r:embed="rId16"/>
+                    <a:stretch>
+                      <a:fillRect/>
+                    </a:stretch>
+                  </pic:blipFill>
+                  <pic:spPr>
+                    <a:xfrm>
+                      <a:off x="0" y="0"/>
+                      <a:ext cx="5400000" cy="3956400"/>
+                    </a:xfrm>
+                    <a:prstGeom prst="rect"/>
+                  </pic:spPr>
+                </pic:pic>
+              </a:graphicData>
+            </a:graphic>
+          </wp:inline>
+        </w:drawing>
+      </w:r>
+    </w:p>
+    <w:p>
+      <w:r>
+        <w:t>Swagger da API — visão 3</w:t>
+      </w:r>
+    </w:p>
+    <w:p>
+      <w:r>
+        <w:drawing>
+          <wp:inline xmlns:a="http://schemas.openxmlformats.org/drawingml/2006/main" xmlns:pic="http://schemas.openxmlformats.org/drawingml/2006/picture">
+            <wp:extent cx="5400000" cy="3956400"/>
+            <wp:docPr id="5" name="Picture 5"/>
+            <wp:cNvGraphicFramePr>
+              <a:graphicFrameLocks noChangeAspect="1"/>
+            </wp:cNvGraphicFramePr>
+            <a:graphic>
+              <a:graphicData uri="http://schemas.openxmlformats.org/drawingml/2006/picture">
+                <pic:pic>
+                  <pic:nvPicPr>
+                    <pic:cNvPr id="0" name="swagger_ui_3.png"/>
+                    <pic:cNvPicPr/>
+                  </pic:nvPicPr>
+                  <pic:blipFill>
+                    <a:blip r:embed="rId17"/>
+                    <a:stretch>
+                      <a:fillRect/>
+                    </a:stretch>
+                  </pic:blipFill>
+                  <pic:spPr>
+                    <a:xfrm>
+                      <a:off x="0" y="0"/>
+                      <a:ext cx="5400000" cy="3956400"/>
+                    </a:xfrm>
+                    <a:prstGeom prst="rect"/>
+                  </pic:spPr>
+                </pic:pic>
+              </a:graphicData>
+            </a:graphic>
+          </wp:inline>
+        </w:drawing>
+      </w:r>
+    </w:p>
+    <w:p>
+      <w:r>
+        <w:t>Swagger da API — visão 4</w:t>
+      </w:r>
+    </w:p>
+    <w:p>
+      <w:r>
+        <w:drawing>
+          <wp:inline xmlns:a="http://schemas.openxmlformats.org/drawingml/2006/main" xmlns:pic="http://schemas.openxmlformats.org/drawingml/2006/picture">
+            <wp:extent cx="5400000" cy="3956400"/>
+            <wp:docPr id="6" name="Picture 6"/>
+            <wp:cNvGraphicFramePr>
+              <a:graphicFrameLocks noChangeAspect="1"/>
+            </wp:cNvGraphicFramePr>
+            <a:graphic>
+              <a:graphicData uri="http://schemas.openxmlformats.org/drawingml/2006/picture">
+                <pic:pic>
+                  <pic:nvPicPr>
+                    <pic:cNvPr id="0" name="swagger_ui_4.png"/>
+                    <pic:cNvPicPr/>
+                  </pic:nvPicPr>
+                  <pic:blipFill>
+                    <a:blip r:embed="rId18"/>
+                    <a:stretch>
+                      <a:fillRect/>
+                    </a:stretch>
+                  </pic:blipFill>
+                  <pic:spPr>
+                    <a:xfrm>
+                      <a:off x="0" y="0"/>
+                      <a:ext cx="5400000" cy="3956400"/>
+                    </a:xfrm>
+                    <a:prstGeom prst="rect"/>
+                  </pic:spPr>
+                </pic:pic>
+              </a:graphicData>
+            </a:graphic>
+          </wp:inline>
+        </w:drawing>
+      </w:r>
+    </w:p>
+    <w:p>
+      <w:r>
+        <w:t>Swagger da API — completo</w:t>
+      </w:r>
+    </w:p>
+    <w:p>
+      <w:r>
+        <w:drawing>
+          <wp:inline xmlns:a="http://schemas.openxmlformats.org/drawingml/2006/main" xmlns:pic="http://schemas.openxmlformats.org/drawingml/2006/picture">
+            <wp:extent cx="5400000" cy="18720000"/>
+            <wp:docPr id="7" name="Picture 7"/>
+            <wp:cNvGraphicFramePr>
+              <a:graphicFrameLocks noChangeAspect="1"/>
+            </wp:cNvGraphicFramePr>
+            <a:graphic>
+              <a:graphicData uri="http://schemas.openxmlformats.org/drawingml/2006/picture">
+                <pic:pic>
+                  <pic:nvPicPr>
+                    <pic:cNvPr id="0" name="swagger_ui_full.png"/>
+                    <pic:cNvPicPr/>
+                  </pic:nvPicPr>
+                  <pic:blipFill>
+                    <a:blip r:embed="rId19"/>
+                    <a:stretch>
+                      <a:fillRect/>
+                    </a:stretch>
+                  </pic:blipFill>
+                  <pic:spPr>
+                    <a:xfrm>
+                      <a:off x="0" y="0"/>
+                      <a:ext cx="5400000" cy="18720000"/>
+                    </a:xfrm>
+                    <a:prstGeom prst="rect"/>
+                  </pic:spPr>
+                </pic:pic>
+              </a:graphicData>
+            </a:graphic>
+          </wp:inline>
+        </w:drawing>
+      </w:r>
+    </w:p>
+    <w:p>
+      <w:r>
+        <w:t>Coleção Postman da API CNJ (anexo)</w:t>
+      </w:r>
+    </w:p>
+    <w:p>
+      <w:r>
+        <w:t>[anexo não-imagem: itp-postman-cnj.json — ver pasta evidencias/]</w:t>
+      </w:r>
+    </w:p>
     <w:sectPr>
       <w:headerReference w:type="default" r:id="rId9"/>
       <w:headerReference w:type="first" r:id="rId10"/>

--- a/mps-nivel-c/oficial/04_registros/AASP_CNJ/ITP-AASPCNJ01-001_Estrategia-de-Integracao.docx
+++ b/mps-nivel-c/oficial/04_registros/AASP_CNJ/ITP-AASPCNJ01-001_Estrategia-de-Integracao.docx
@@ -34,7 +34,7 @@
           <w:color w:val="555555"/>
           <w:sz w:val="20"/>
         </w:rPr>
-        <w:t>ITP-AASPCNJ01-001   ·   Versão Data   ·   11/06/2026   ·   Timeware Brasil</w:t>
+        <w:t>ITP-AASPCNJ01-001   ·   Versão 1.0   ·   11/06/2026   ·   Timeware Brasil</w:t>
       </w:r>
     </w:p>
     <w:p>

--- a/mps-nivel-c/oficial/04_registros/AASP_CNJ/ITP-AASPCNJ01-001_Estrategia-de-Integracao.docx
+++ b/mps-nivel-c/oficial/04_registros/AASP_CNJ/ITP-AASPCNJ01-001_Estrategia-de-Integracao.docx
@@ -34,7 +34,7 @@
           <w:color w:val="555555"/>
           <w:sz w:val="20"/>
         </w:rPr>
-        <w:t>ITP-AASPCNJ01-001   ·   Versão Data   ·   11/06/2026   ·   Timeware Brasil</w:t>
+        <w:t>ITP-AASPCNJ01-001   ·   Versão 1.0   ·   11/06/2026   ·   Timeware Brasil</w:t>
       </w:r>
     </w:p>
     <w:p>
@@ -1764,6 +1764,524 @@
         <w:spacing w:before="0" w:after="160"/>
       </w:pPr>
     </w:p>
+    <w:p>
+      <w:pPr>
+        <w:pStyle w:val="Heading1"/>
+        <w:keepNext/>
+        <w:keepLines/>
+        <w:pBdr>
+          <w:bottom w:val="single" w:sz="4" w:space="2" w:color="D6E4F0"/>
+        </w:pBdr>
+      </w:pPr>
+      <w:r>
+        <w:t>Evidências</w:t>
+      </w:r>
+    </w:p>
+    <w:p>
+      <w:pPr>
+        <w:pStyle w:val="ListBullet"/>
+        <w:spacing w:before="20" w:after="40"/>
+      </w:pPr>
+      <w:r>
+        <w:rPr>
+          <w:rFonts w:ascii="Courier New" w:hAnsi="Courier New"/>
+          <w:b w:val="0"/>
+          <w:i w:val="0"/>
+          <w:color w:val="333333"/>
+          <w:sz w:val="20"/>
+        </w:rPr>
+        <w:t>itp-rabbitmq-fila.png</w:t>
+      </w:r>
+      <w:r>
+        <w:rPr>
+          <w:rFonts w:ascii="Calibri" w:hAnsi="Calibri"/>
+          <w:b w:val="0"/>
+          <w:i w:val="0"/>
+          <w:sz w:val="22"/>
+        </w:rPr>
+        <w:t xml:space="preserve"> — Fila RabbitMQ unificada (WorkerAndamentos)</w:t>
+      </w:r>
+    </w:p>
+    <w:p>
+      <w:pPr>
+        <w:pStyle w:val="ListBullet"/>
+        <w:spacing w:before="20" w:after="40"/>
+      </w:pPr>
+      <w:r>
+        <w:rPr>
+          <w:rFonts w:ascii="Courier New" w:hAnsi="Courier New"/>
+          <w:b w:val="0"/>
+          <w:i w:val="0"/>
+          <w:color w:val="333333"/>
+          <w:sz w:val="20"/>
+        </w:rPr>
+        <w:t>itp-webhook-indexacao.png</w:t>
+      </w:r>
+      <w:r>
+        <w:rPr>
+          <w:rFonts w:ascii="Calibri" w:hAnsi="Calibri"/>
+          <w:b w:val="0"/>
+          <w:i w:val="0"/>
+          <w:sz w:val="22"/>
+        </w:rPr>
+        <w:t xml:space="preserve"> — Webhook de indexação multi-fonte</w:t>
+      </w:r>
+    </w:p>
+    <w:p>
+      <w:pPr>
+        <w:pStyle w:val="ListBullet"/>
+        <w:spacing w:before="20" w:after="40"/>
+      </w:pPr>
+      <w:r>
+        <w:rPr>
+          <w:rFonts w:ascii="Courier New" w:hAnsi="Courier New"/>
+          <w:b w:val="0"/>
+          <w:i w:val="0"/>
+          <w:color w:val="333333"/>
+          <w:sz w:val="20"/>
+        </w:rPr>
+        <w:t>swagger_ui_1.png</w:t>
+      </w:r>
+      <w:r>
+        <w:rPr>
+          <w:rFonts w:ascii="Calibri" w:hAnsi="Calibri"/>
+          <w:b w:val="0"/>
+          <w:i w:val="0"/>
+          <w:sz w:val="22"/>
+        </w:rPr>
+        <w:t xml:space="preserve"> — Swagger da API — visão 1</w:t>
+      </w:r>
+    </w:p>
+    <w:p>
+      <w:pPr>
+        <w:pStyle w:val="ListBullet"/>
+        <w:spacing w:before="20" w:after="40"/>
+      </w:pPr>
+      <w:r>
+        <w:rPr>
+          <w:rFonts w:ascii="Courier New" w:hAnsi="Courier New"/>
+          <w:b w:val="0"/>
+          <w:i w:val="0"/>
+          <w:color w:val="333333"/>
+          <w:sz w:val="20"/>
+        </w:rPr>
+        <w:t>swagger_ui_2.png</w:t>
+      </w:r>
+      <w:r>
+        <w:rPr>
+          <w:rFonts w:ascii="Calibri" w:hAnsi="Calibri"/>
+          <w:b w:val="0"/>
+          <w:i w:val="0"/>
+          <w:sz w:val="22"/>
+        </w:rPr>
+        <w:t xml:space="preserve"> — Swagger da API — visão 2</w:t>
+      </w:r>
+    </w:p>
+    <w:p>
+      <w:pPr>
+        <w:pStyle w:val="ListBullet"/>
+        <w:spacing w:before="20" w:after="40"/>
+      </w:pPr>
+      <w:r>
+        <w:rPr>
+          <w:rFonts w:ascii="Courier New" w:hAnsi="Courier New"/>
+          <w:b w:val="0"/>
+          <w:i w:val="0"/>
+          <w:color w:val="333333"/>
+          <w:sz w:val="20"/>
+        </w:rPr>
+        <w:t>swagger_ui_3.png</w:t>
+      </w:r>
+      <w:r>
+        <w:rPr>
+          <w:rFonts w:ascii="Calibri" w:hAnsi="Calibri"/>
+          <w:b w:val="0"/>
+          <w:i w:val="0"/>
+          <w:sz w:val="22"/>
+        </w:rPr>
+        <w:t xml:space="preserve"> — Swagger da API — visão 3</w:t>
+      </w:r>
+    </w:p>
+    <w:p>
+      <w:pPr>
+        <w:pStyle w:val="ListBullet"/>
+        <w:spacing w:before="20" w:after="40"/>
+      </w:pPr>
+      <w:r>
+        <w:rPr>
+          <w:rFonts w:ascii="Courier New" w:hAnsi="Courier New"/>
+          <w:b w:val="0"/>
+          <w:i w:val="0"/>
+          <w:color w:val="333333"/>
+          <w:sz w:val="20"/>
+        </w:rPr>
+        <w:t>swagger_ui_4.png</w:t>
+      </w:r>
+      <w:r>
+        <w:rPr>
+          <w:rFonts w:ascii="Calibri" w:hAnsi="Calibri"/>
+          <w:b w:val="0"/>
+          <w:i w:val="0"/>
+          <w:sz w:val="22"/>
+        </w:rPr>
+        <w:t xml:space="preserve"> — Swagger da API — visão 4</w:t>
+      </w:r>
+    </w:p>
+    <w:p>
+      <w:pPr>
+        <w:pStyle w:val="ListBullet"/>
+        <w:spacing w:before="20" w:after="40"/>
+      </w:pPr>
+      <w:r>
+        <w:rPr>
+          <w:rFonts w:ascii="Courier New" w:hAnsi="Courier New"/>
+          <w:b w:val="0"/>
+          <w:i w:val="0"/>
+          <w:color w:val="333333"/>
+          <w:sz w:val="20"/>
+        </w:rPr>
+        <w:t>swagger_ui_full.png</w:t>
+      </w:r>
+      <w:r>
+        <w:rPr>
+          <w:rFonts w:ascii="Calibri" w:hAnsi="Calibri"/>
+          <w:b w:val="0"/>
+          <w:i w:val="0"/>
+          <w:sz w:val="22"/>
+        </w:rPr>
+        <w:t xml:space="preserve"> — Swagger da API — completo</w:t>
+      </w:r>
+    </w:p>
+    <w:p>
+      <w:pPr>
+        <w:pStyle w:val="ListBullet"/>
+        <w:spacing w:before="20" w:after="40"/>
+      </w:pPr>
+      <w:r>
+        <w:rPr>
+          <w:rFonts w:ascii="Courier New" w:hAnsi="Courier New"/>
+          <w:b w:val="0"/>
+          <w:i w:val="0"/>
+          <w:color w:val="333333"/>
+          <w:sz w:val="20"/>
+        </w:rPr>
+        <w:t>itp-postman-cnj.json</w:t>
+      </w:r>
+      <w:r>
+        <w:rPr>
+          <w:rFonts w:ascii="Calibri" w:hAnsi="Calibri"/>
+          <w:b w:val="0"/>
+          <w:i w:val="0"/>
+          <w:sz w:val="22"/>
+        </w:rPr>
+        <w:t xml:space="preserve"> — Coleção Postman da API CNJ (anexo)</w:t>
+      </w:r>
+    </w:p>
+    <w:p>
+      <w:pPr>
+        <w:pStyle w:val="Heading1"/>
+      </w:pPr>
+      <w:r>
+        <w:t>Evidências (anexos)</w:t>
+      </w:r>
+    </w:p>
+    <w:p>
+      <w:r>
+        <w:t>Fila RabbitMQ unificada (WorkerAndamentos)</w:t>
+      </w:r>
+    </w:p>
+    <w:p>
+      <w:r>
+        <w:drawing>
+          <wp:inline xmlns:a="http://schemas.openxmlformats.org/drawingml/2006/main" xmlns:pic="http://schemas.openxmlformats.org/drawingml/2006/picture">
+            <wp:extent cx="5400000" cy="155117"/>
+            <wp:docPr id="1" name="Picture 1"/>
+            <wp:cNvGraphicFramePr>
+              <a:graphicFrameLocks noChangeAspect="1"/>
+            </wp:cNvGraphicFramePr>
+            <a:graphic>
+              <a:graphicData uri="http://schemas.openxmlformats.org/drawingml/2006/picture">
+                <pic:pic>
+                  <pic:nvPicPr>
+                    <pic:cNvPr id="0" name="itp-rabbitmq-fila.png"/>
+                    <pic:cNvPicPr/>
+                  </pic:nvPicPr>
+                  <pic:blipFill>
+                    <a:blip r:embed="rId13"/>
+                    <a:stretch>
+                      <a:fillRect/>
+                    </a:stretch>
+                  </pic:blipFill>
+                  <pic:spPr>
+                    <a:xfrm>
+                      <a:off x="0" y="0"/>
+                      <a:ext cx="5400000" cy="155117"/>
+                    </a:xfrm>
+                    <a:prstGeom prst="rect"/>
+                  </pic:spPr>
+                </pic:pic>
+              </a:graphicData>
+            </a:graphic>
+          </wp:inline>
+        </w:drawing>
+      </w:r>
+    </w:p>
+    <w:p>
+      <w:r>
+        <w:t>Webhook de indexação multi-fonte</w:t>
+      </w:r>
+    </w:p>
+    <w:p>
+      <w:r>
+        <w:drawing>
+          <wp:inline xmlns:a="http://schemas.openxmlformats.org/drawingml/2006/main" xmlns:pic="http://schemas.openxmlformats.org/drawingml/2006/picture">
+            <wp:extent cx="5400000" cy="2472247"/>
+            <wp:docPr id="2" name="Picture 2"/>
+            <wp:cNvGraphicFramePr>
+              <a:graphicFrameLocks noChangeAspect="1"/>
+            </wp:cNvGraphicFramePr>
+            <a:graphic>
+              <a:graphicData uri="http://schemas.openxmlformats.org/drawingml/2006/picture">
+                <pic:pic>
+                  <pic:nvPicPr>
+                    <pic:cNvPr id="0" name="itp-webhook-indexacao.png"/>
+                    <pic:cNvPicPr/>
+                  </pic:nvPicPr>
+                  <pic:blipFill>
+                    <a:blip r:embed="rId14"/>
+                    <a:stretch>
+                      <a:fillRect/>
+                    </a:stretch>
+                  </pic:blipFill>
+                  <pic:spPr>
+                    <a:xfrm>
+                      <a:off x="0" y="0"/>
+                      <a:ext cx="5400000" cy="2472247"/>
+                    </a:xfrm>
+                    <a:prstGeom prst="rect"/>
+                  </pic:spPr>
+                </pic:pic>
+              </a:graphicData>
+            </a:graphic>
+          </wp:inline>
+        </w:drawing>
+      </w:r>
+    </w:p>
+    <w:p>
+      <w:r>
+        <w:t>Swagger da API — visão 1</w:t>
+      </w:r>
+    </w:p>
+    <w:p>
+      <w:r>
+        <w:drawing>
+          <wp:inline xmlns:a="http://schemas.openxmlformats.org/drawingml/2006/main" xmlns:pic="http://schemas.openxmlformats.org/drawingml/2006/picture">
+            <wp:extent cx="5400000" cy="3870000"/>
+            <wp:docPr id="3" name="Picture 3"/>
+            <wp:cNvGraphicFramePr>
+              <a:graphicFrameLocks noChangeAspect="1"/>
+            </wp:cNvGraphicFramePr>
+            <a:graphic>
+              <a:graphicData uri="http://schemas.openxmlformats.org/drawingml/2006/picture">
+                <pic:pic>
+                  <pic:nvPicPr>
+                    <pic:cNvPr id="0" name="swagger_ui_1.png"/>
+                    <pic:cNvPicPr/>
+                  </pic:nvPicPr>
+                  <pic:blipFill>
+                    <a:blip r:embed="rId15"/>
+                    <a:stretch>
+                      <a:fillRect/>
+                    </a:stretch>
+                  </pic:blipFill>
+                  <pic:spPr>
+                    <a:xfrm>
+                      <a:off x="0" y="0"/>
+                      <a:ext cx="5400000" cy="3870000"/>
+                    </a:xfrm>
+                    <a:prstGeom prst="rect"/>
+                  </pic:spPr>
+                </pic:pic>
+              </a:graphicData>
+            </a:graphic>
+          </wp:inline>
+        </w:drawing>
+      </w:r>
+    </w:p>
+    <w:p>
+      <w:r>
+        <w:t>Swagger da API — visão 2</w:t>
+      </w:r>
+    </w:p>
+    <w:p>
+      <w:r>
+        <w:drawing>
+          <wp:inline xmlns:a="http://schemas.openxmlformats.org/drawingml/2006/main" xmlns:pic="http://schemas.openxmlformats.org/drawingml/2006/picture">
+            <wp:extent cx="5400000" cy="3956400"/>
+            <wp:docPr id="4" name="Picture 4"/>
+            <wp:cNvGraphicFramePr>
+              <a:graphicFrameLocks noChangeAspect="1"/>
+            </wp:cNvGraphicFramePr>
+            <a:graphic>
+              <a:graphicData uri="http://schemas.openxmlformats.org/drawingml/2006/picture">
+                <pic:pic>
+                  <pic:nvPicPr>
+                    <pic:cNvPr id="0" name="swagger_ui_2.png"/>
+                    <pic:cNvPicPr/>
+                  </pic:nvPicPr>
+                  <pic:blipFill>
+                    <a:blip r:embed="rId16"/>
+                    <a:stretch>
+                      <a:fillRect/>
+                    </a:stretch>
+                  </pic:blipFill>
+                  <pic:spPr>
+                    <a:xfrm>
+                      <a:off x="0" y="0"/>
+                      <a:ext cx="5400000" cy="3956400"/>
+                    </a:xfrm>
+                    <a:prstGeom prst="rect"/>
+                  </pic:spPr>
+                </pic:pic>
+              </a:graphicData>
+            </a:graphic>
+          </wp:inline>
+        </w:drawing>
+      </w:r>
+    </w:p>
+    <w:p>
+      <w:r>
+        <w:t>Swagger da API — visão 3</w:t>
+      </w:r>
+    </w:p>
+    <w:p>
+      <w:r>
+        <w:drawing>
+          <wp:inline xmlns:a="http://schemas.openxmlformats.org/drawingml/2006/main" xmlns:pic="http://schemas.openxmlformats.org/drawingml/2006/picture">
+            <wp:extent cx="5400000" cy="3956400"/>
+            <wp:docPr id="5" name="Picture 5"/>
+            <wp:cNvGraphicFramePr>
+              <a:graphicFrameLocks noChangeAspect="1"/>
+            </wp:cNvGraphicFramePr>
+            <a:graphic>
+              <a:graphicData uri="http://schemas.openxmlformats.org/drawingml/2006/picture">
+                <pic:pic>
+                  <pic:nvPicPr>
+                    <pic:cNvPr id="0" name="swagger_ui_3.png"/>
+                    <pic:cNvPicPr/>
+                  </pic:nvPicPr>
+                  <pic:blipFill>
+                    <a:blip r:embed="rId17"/>
+                    <a:stretch>
+                      <a:fillRect/>
+                    </a:stretch>
+                  </pic:blipFill>
+                  <pic:spPr>
+                    <a:xfrm>
+                      <a:off x="0" y="0"/>
+                      <a:ext cx="5400000" cy="3956400"/>
+                    </a:xfrm>
+                    <a:prstGeom prst="rect"/>
+                  </pic:spPr>
+                </pic:pic>
+              </a:graphicData>
+            </a:graphic>
+          </wp:inline>
+        </w:drawing>
+      </w:r>
+    </w:p>
+    <w:p>
+      <w:r>
+        <w:t>Swagger da API — visão 4</w:t>
+      </w:r>
+    </w:p>
+    <w:p>
+      <w:r>
+        <w:drawing>
+          <wp:inline xmlns:a="http://schemas.openxmlformats.org/drawingml/2006/main" xmlns:pic="http://schemas.openxmlformats.org/drawingml/2006/picture">
+            <wp:extent cx="5400000" cy="3956400"/>
+            <wp:docPr id="6" name="Picture 6"/>
+            <wp:cNvGraphicFramePr>
+              <a:graphicFrameLocks noChangeAspect="1"/>
+            </wp:cNvGraphicFramePr>
+            <a:graphic>
+              <a:graphicData uri="http://schemas.openxmlformats.org/drawingml/2006/picture">
+                <pic:pic>
+                  <pic:nvPicPr>
+                    <pic:cNvPr id="0" name="swagger_ui_4.png"/>
+                    <pic:cNvPicPr/>
+                  </pic:nvPicPr>
+                  <pic:blipFill>
+                    <a:blip r:embed="rId18"/>
+                    <a:stretch>
+                      <a:fillRect/>
+                    </a:stretch>
+                  </pic:blipFill>
+                  <pic:spPr>
+                    <a:xfrm>
+                      <a:off x="0" y="0"/>
+                      <a:ext cx="5400000" cy="3956400"/>
+                    </a:xfrm>
+                    <a:prstGeom prst="rect"/>
+                  </pic:spPr>
+                </pic:pic>
+              </a:graphicData>
+            </a:graphic>
+          </wp:inline>
+        </w:drawing>
+      </w:r>
+    </w:p>
+    <w:p>
+      <w:r>
+        <w:t>Swagger da API — completo</w:t>
+      </w:r>
+    </w:p>
+    <w:p>
+      <w:r>
+        <w:drawing>
+          <wp:inline xmlns:a="http://schemas.openxmlformats.org/drawingml/2006/main" xmlns:pic="http://schemas.openxmlformats.org/drawingml/2006/picture">
+            <wp:extent cx="5400000" cy="18720000"/>
+            <wp:docPr id="7" name="Picture 7"/>
+            <wp:cNvGraphicFramePr>
+              <a:graphicFrameLocks noChangeAspect="1"/>
+            </wp:cNvGraphicFramePr>
+            <a:graphic>
+              <a:graphicData uri="http://schemas.openxmlformats.org/drawingml/2006/picture">
+                <pic:pic>
+                  <pic:nvPicPr>
+                    <pic:cNvPr id="0" name="swagger_ui_full.png"/>
+                    <pic:cNvPicPr/>
+                  </pic:nvPicPr>
+                  <pic:blipFill>
+                    <a:blip r:embed="rId19"/>
+                    <a:stretch>
+                      <a:fillRect/>
+                    </a:stretch>
+                  </pic:blipFill>
+                  <pic:spPr>
+                    <a:xfrm>
+                      <a:off x="0" y="0"/>
+                      <a:ext cx="5400000" cy="18720000"/>
+                    </a:xfrm>
+                    <a:prstGeom prst="rect"/>
+                  </pic:spPr>
+                </pic:pic>
+              </a:graphicData>
+            </a:graphic>
+          </wp:inline>
+        </w:drawing>
+      </w:r>
+    </w:p>
+    <w:p>
+      <w:r>
+        <w:t>Coleção Postman da API CNJ (anexo)</w:t>
+      </w:r>
+    </w:p>
+    <w:p>
+      <w:r>
+        <w:t>[anexo não-imagem: itp-postman-cnj.json — ver pasta evidencias/]</w:t>
+      </w:r>
+    </w:p>
     <w:sectPr>
       <w:headerReference w:type="default" r:id="rId9"/>
       <w:headerReference w:type="first" r:id="rId10"/>

--- a/mps-nivel-c/oficial/04_registros/AASP_CNJ/ITP-AASPCNJ01-001_Estrategia-de-Integracao.docx
+++ b/mps-nivel-c/oficial/04_registros/AASP_CNJ/ITP-AASPCNJ01-001_Estrategia-de-Integracao.docx
@@ -34,7 +34,7 @@
           <w:color w:val="555555"/>
           <w:sz w:val="20"/>
         </w:rPr>
-        <w:t>ITP-AASPCNJ01-001   ·   Versão 1.0   ·   11/06/2026   ·   Timeware Brasil</w:t>
+        <w:t>ITP-AASPCNJ01-001   ·   Versão 1.1   ·   17/06/2026   ·   Timeware Brasil</w:t>
       </w:r>
     </w:p>
     <w:p>
@@ -1339,7 +1339,7 @@
           <w:i w:val="0"/>
           <w:sz w:val="22"/>
         </w:rPr>
-        <w:t>Azure DevOps (controle de versão e pipeline CI/CD); hospedagem dos workers e APIs internas em AWS; RabbitMQ como broker de mensagens. Ver GCO-AASPCNJ01-001.</w:t>
+        <w:t>GitLab (controle de versão e pipeline CI/CD); hospedagem dos workers e APIs internas em AWS; RabbitMQ como broker de mensagens. Ver GCO-AASPCNJ01-001.</w:t>
       </w:r>
     </w:p>
     <w:p>
@@ -1470,7 +1470,7 @@
           <w:i w:val="0"/>
           <w:sz w:val="22"/>
         </w:rPr>
-        <w:t xml:space="preserve">A entrega em produção segue o rito de GMUD: montagem de pacote de publicação, validação em homologação e agendamento com a Infraestrutura. Material de apoio: coleções Postman da API CNJ e scripts de banco, versionados no Azure DevOps (pasta </w:t>
+        <w:t xml:space="preserve">A entrega em produção segue o rito de GMUD: montagem de pacote de publicação, validação em homologação e agendamento com a Infraestrutura. Material de apoio: coleções Postman da API CNJ e scripts de banco, versionados no GitLab (pasta </w:t>
       </w:r>
       <w:r>
         <w:rPr>
@@ -1758,6 +1758,48 @@
           </w:p>
         </w:tc>
       </w:tr>
+      <w:tr>
+        <w:tc>
+          <w:tcPr>
+            <w:tcW w:type="dxa" w:w="2225"/>
+          </w:tcPr>
+          <w:p>
+            <w:r>
+              <w:t>1.1</w:t>
+            </w:r>
+          </w:p>
+        </w:tc>
+        <w:tc>
+          <w:tcPr>
+            <w:tcW w:type="dxa" w:w="2225"/>
+          </w:tcPr>
+          <w:p>
+            <w:r>
+              <w:t>17/06/2026</w:t>
+            </w:r>
+          </w:p>
+        </w:tc>
+        <w:tc>
+          <w:tcPr>
+            <w:tcW w:type="dxa" w:w="2225"/>
+          </w:tcPr>
+          <w:p>
+            <w:r>
+              <w:t>Time de Melhoria Contínua</w:t>
+            </w:r>
+          </w:p>
+        </w:tc>
+        <w:tc>
+          <w:tcPr>
+            <w:tcW w:type="dxa" w:w="2225"/>
+          </w:tcPr>
+          <w:p>
+            <w:r>
+              <w:t>Plataforma de versionamento corrigida (Azure DevOps → GitLab); legenda do pipeline alinhada ao conteúdo real (Pipeline #236 no GitLab).</w:t>
+            </w:r>
+          </w:p>
+        </w:tc>
+      </w:tr>
     </w:tbl>
     <w:p>
       <w:pPr>
@@ -1975,6 +2017,14 @@
           <w:sz w:val="22"/>
         </w:rPr>
         <w:t xml:space="preserve"> — Coleção Postman da API CNJ (anexo)</w:t>
+      </w:r>
+    </w:p>
+    <w:p>
+      <w:pPr>
+        <w:pStyle w:val="ListBullet"/>
+      </w:pPr>
+      <w:r>
+        <w:t>itp-pipeline-cicd.png — Pipeline CI/CD #236 no GitLab (passou): stages build e test</w:t>
       </w:r>
     </w:p>
     <w:p>
@@ -2280,6 +2330,47 @@
     <w:p>
       <w:r>
         <w:t>[anexo não-imagem: itp-postman-cnj.json — ver pasta evidencias/]</w:t>
+      </w:r>
+    </w:p>
+    <w:p>
+      <w:r>
+        <w:t>Pipeline CI/CD #236 no GitLab (passou) — stages build e test verdes; commit do hotpatch (tag v2.0.1)</w:t>
+      </w:r>
+    </w:p>
+    <w:p>
+      <w:r>
+        <w:drawing>
+          <wp:inline xmlns:a="http://schemas.openxmlformats.org/drawingml/2006/main" xmlns:pic="http://schemas.openxmlformats.org/drawingml/2006/picture">
+            <wp:extent cx="5400000" cy="3127304"/>
+            <wp:docPr id="8" name="Picture 8"/>
+            <wp:cNvGraphicFramePr>
+              <a:graphicFrameLocks noChangeAspect="1"/>
+            </wp:cNvGraphicFramePr>
+            <a:graphic>
+              <a:graphicData uri="http://schemas.openxmlformats.org/drawingml/2006/picture">
+                <pic:pic>
+                  <pic:nvPicPr>
+                    <pic:cNvPr id="0" name="itp-pipeline-cicd.png"/>
+                    <pic:cNvPicPr/>
+                  </pic:nvPicPr>
+                  <pic:blipFill>
+                    <a:blip r:embed="rId20"/>
+                    <a:stretch>
+                      <a:fillRect/>
+                    </a:stretch>
+                  </pic:blipFill>
+                  <pic:spPr>
+                    <a:xfrm>
+                      <a:off x="0" y="0"/>
+                      <a:ext cx="5400000" cy="3127304"/>
+                    </a:xfrm>
+                    <a:prstGeom prst="rect"/>
+                  </pic:spPr>
+                </pic:pic>
+              </a:graphicData>
+            </a:graphic>
+          </wp:inline>
+        </w:drawing>
       </w:r>
     </w:p>
     <w:sectPr>

--- a/mps-nivel-c/oficial/04_registros/AASP_CNJ/ITP-AASPCNJ01-001_Estrategia-de-Integracao.docx
+++ b/mps-nivel-c/oficial/04_registros/AASP_CNJ/ITP-AASPCNJ01-001_Estrategia-de-Integracao.docx
@@ -1703,7 +1703,7 @@
                 <w:i w:val="0"/>
                 <w:sz w:val="20"/>
               </w:rPr>
-              <w:t>11/06/2026</w:t>
+              <w:t>15/12/2025</w:t>
             </w:r>
           </w:p>
         </w:tc>
@@ -1728,7 +1728,7 @@
                 <w:i w:val="0"/>
                 <w:sz w:val="20"/>
               </w:rPr>
-              <w:t>Time de Melhoria Contínua</w:t>
+              <w:t>Cézar Hiraki Velázquez (Tech Lead / DevOps)</w:t>
             </w:r>
           </w:p>
         </w:tc>
@@ -1753,7 +1753,7 @@
                 <w:i w:val="0"/>
                 <w:sz w:val="20"/>
               </w:rPr>
-              <w:t>Estratégia de integração consolidada a partir do Registro de Projeto AASP_CNJ v1.0 (08/06/2026).</w:t>
+              <w:t>Estratégia de integração inicial.</w:t>
             </w:r>
           </w:p>
         </w:tc>
@@ -1785,7 +1785,7 @@
           </w:tcPr>
           <w:p>
             <w:r>
-              <w:t>Time de Melhoria Contínua</w:t>
+              <w:t>Cézar Hiraki Velázquez (Tech Lead / DevOps)</w:t>
             </w:r>
           </w:p>
         </w:tc>

--- a/mps-nivel-c/oficial/04_registros/AASP_CNJ/ITP-AASPCNJ01-001_Estrategia-de-Integracao.docx
+++ b/mps-nivel-c/oficial/04_registros/AASP_CNJ/ITP-AASPCNJ01-001_Estrategia-de-Integracao.docx
@@ -282,7 +282,7 @@
                 <w:i w:val="0"/>
                 <w:sz w:val="20"/>
               </w:rPr>
-              <w:t>1.0</w:t>
+              <w:t>1.1</w:t>
             </w:r>
           </w:p>
         </w:tc>
@@ -338,7 +338,7 @@
                 <w:i w:val="0"/>
                 <w:sz w:val="20"/>
               </w:rPr>
-              <w:t>11/06/2026</w:t>
+              <w:t>17/06/2026</w:t>
             </w:r>
           </w:p>
         </w:tc>
@@ -1703,7 +1703,7 @@
                 <w:i w:val="0"/>
                 <w:sz w:val="20"/>
               </w:rPr>
-              <w:t>11/06/2026</w:t>
+              <w:t>11/12/2025</w:t>
             </w:r>
           </w:p>
         </w:tc>
@@ -1728,7 +1728,7 @@
                 <w:i w:val="0"/>
                 <w:sz w:val="20"/>
               </w:rPr>
-              <w:t>Time de Melhoria Contínua</w:t>
+              <w:t>Equipe Técnica</w:t>
             </w:r>
           </w:p>
         </w:tc>
@@ -1785,7 +1785,7 @@
           </w:tcPr>
           <w:p>
             <w:r>
-              <w:t>Time de Melhoria Contínua</w:t>
+              <w:t>Equipe Técnica</w:t>
             </w:r>
           </w:p>
         </w:tc>

--- a/mps-nivel-c/oficial/04_registros/AASP_CNJ/ITP-AASPCNJ01-001_Estrategia-de-Integracao.docx
+++ b/mps-nivel-c/oficial/04_registros/AASP_CNJ/ITP-AASPCNJ01-001_Estrategia-de-Integracao.docx
@@ -1753,7 +1753,7 @@
                 <w:i w:val="0"/>
                 <w:sz w:val="20"/>
               </w:rPr>
-              <w:t>Estratégia de integração consolidada a partir do Registro de Projeto AASP_CNJ v1.0 (08/06/2026).</w:t>
+              <w:t>Estratégia de integração consolidada a partir do Registro de Projeto AASP_CNJ v1.0.</w:t>
             </w:r>
           </w:p>
         </w:tc>

--- a/mps-nivel-c/oficial/04_registros/AASP_CNJ/ITP-AASPCNJ01-001_Estrategia-de-Integracao.docx
+++ b/mps-nivel-c/oficial/04_registros/AASP_CNJ/ITP-AASPCNJ01-001_Estrategia-de-Integracao.docx
@@ -34,7 +34,7 @@
           <w:color w:val="555555"/>
           <w:sz w:val="20"/>
         </w:rPr>
-        <w:t>ITP-AASPCNJ01-001   ·   Versão 1.1   ·   17/06/2026   ·   Timeware Brasil</w:t>
+        <w:t>ITP-AASPCNJ01-001   ·   Versão 1.2   ·   17/06/2026   ·   Timeware Brasil</w:t>
       </w:r>
     </w:p>
     <w:p>
@@ -1367,7 +1367,7 @@
           <w:i w:val="0"/>
           <w:sz w:val="22"/>
         </w:rPr>
-        <w:t xml:space="preserve">Code review aprovado (mínimo 1 revisor além do autor) antes do merge em </w:t>
+        <w:t xml:space="preserve">Code review aprovado (mínimo 2 revisores além do autor) antes do merge em </w:t>
       </w:r>
       <w:r>
         <w:rPr>
@@ -1796,6 +1796,48 @@
           <w:p>
             <w:r>
               <w:t>Plataforma de versionamento corrigida (Azure DevOps → GitLab); legenda do pipeline alinhada ao conteúdo real (Pipeline #236 no GitLab).</w:t>
+            </w:r>
+          </w:p>
+        </w:tc>
+      </w:tr>
+      <w:tr>
+        <w:tc>
+          <w:tcPr>
+            <w:tcW w:type="dxa" w:w="2225"/>
+          </w:tcPr>
+          <w:p>
+            <w:r>
+              <w:t>1.2</w:t>
+            </w:r>
+          </w:p>
+        </w:tc>
+        <w:tc>
+          <w:tcPr>
+            <w:tcW w:type="dxa" w:w="2225"/>
+          </w:tcPr>
+          <w:p>
+            <w:r>
+              <w:t>24/06/2026</w:t>
+            </w:r>
+          </w:p>
+        </w:tc>
+        <w:tc>
+          <w:tcPr>
+            <w:tcW w:type="dxa" w:w="2225"/>
+          </w:tcPr>
+          <w:p>
+            <w:r>
+              <w:t>Time de Melhoria Contínua</w:t>
+            </w:r>
+          </w:p>
+        </w:tc>
+        <w:tc>
+          <w:tcPr>
+            <w:tcW w:type="dxa" w:w="2225"/>
+          </w:tcPr>
+          <w:p>
+            <w:r>
+              <w:t>Reconciliação com o GitLab: code review com 2 revisores além do autor (antes 1).</w:t>
             </w:r>
           </w:p>
         </w:tc>
